--- a/lessons/7-8/downloads/7-8-notes-teacher.docx
+++ b/lessons/7-8/downloads/7-8-notes-teacher.docx
@@ -989,7 +989,7 @@
                 <w:sz w:val="21"/>
                 <w:szCs w:val="21"/>
               </w:rPr>
-              <w:t xml:space="preserve">A line on the grid. The x-axis goes across; the y-axis goes up.</w:t>
+              <w:t xml:space="preserve">One of the two number lines that frame a graph: the x-axis runs across, the y-axis runs up and down.</w:t>
             </w:r>
           </w:p>
           <w:p>
@@ -1293,7 +1293,7 @@
           <w:sz w:val="22"/>
           <w:szCs w:val="22"/>
         </w:rPr>
-        <w:t xml:space="preserve">__________  —  Points written as (x, y) whose positive or negative coordinates place them in one of four quadrants.</w:t>
+        <w:t xml:space="preserve">The ___ of a point's two coordinates decide which quadrant it lands in.</w:t>
       </w:r>
     </w:p>
     <w:p>
@@ -1769,7 +1769,7 @@
           <w:sz w:val="20"/>
           <w:szCs w:val="20"/>
         </w:rPr>
-        <w:t xml:space="preserve">A line on the grid. The x-axis goes across; the y-axis goes up.</w:t>
+        <w:t xml:space="preserve">One of the two number lines that frame a graph: the x-axis runs across, the y-axis runs up and down.</w:t>
       </w:r>
       <w:r>
         <w:rPr>
@@ -1780,7 +1780,7 @@
           <w:szCs w:val="18"/>
         </w:rPr>
         <w:br/>
-        <w:t xml:space="preserve">Eje — Una línea en la cuadrícula. El eje x va de lado; el eje y va hacia arriba.</w:t>
+        <w:t xml:space="preserve">Eje — Una de las dos rectas numéricas que enmarcan una gráfica: el eje x va horizontal y el eje y va vertical.</w:t>
       </w:r>
     </w:p>
     <w:tbl>

--- a/lessons/7-8/downloads/7-8-notes-teacher.docx
+++ b/lessons/7-8/downloads/7-8-notes-teacher.docx
@@ -219,10 +219,12 @@
     <w:p>
       <w:pPr>
         <w:pStyle w:val="Heading1"/>
+        <w:keepNext/>
+        <w:keepLines/>
         <w:pBdr>
           <w:bottom w:val="single" w:color="1FA6A2" w:sz="14" w:space="6"/>
         </w:pBdr>
-        <w:spacing w:after="140" w:before="260"/>
+        <w:spacing w:after="140" w:before="300"/>
       </w:pPr>
       <w:r>
         <w:rPr>
@@ -1177,10 +1179,12 @@
     <w:p>
       <w:pPr>
         <w:pStyle w:val="Heading1"/>
+        <w:keepNext/>
+        <w:keepLines/>
         <w:pBdr>
           <w:bottom w:val="single" w:color="1FA6A2" w:sz="14" w:space="6"/>
         </w:pBdr>
-        <w:spacing w:after="140" w:before="260"/>
+        <w:spacing w:after="140" w:before="300"/>
       </w:pPr>
       <w:r>
         <w:rPr>
@@ -1276,7 +1280,8 @@
     </w:p>
     <w:p>
       <w:pPr>
-        <w:spacing w:after="120" w:before="80"/>
+        <w:keepLines/>
+        <w:spacing w:after="260" w:before="200"/>
       </w:pPr>
       <w:r>
         <w:rPr>
@@ -1293,34 +1298,27 @@
           <w:sz w:val="22"/>
           <w:szCs w:val="22"/>
         </w:rPr>
-        <w:t xml:space="preserve">The ___ of a point's two coordinates decide which quadrant it lands in.</w:t>
-      </w:r>
-    </w:p>
-    <w:p>
-      <w:pPr>
-        <w:spacing w:after="120" w:before="80"/>
-      </w:pPr>
-      <w:r>
-        <w:rPr>
-          <w:b/>
-          <w:bCs/>
-          <w:color w:val="12355B"/>
+        <w:t xml:space="preserve">The </w:t>
+      </w:r>
+      <w:r>
+        <w:rPr>
           <w:sz w:val="22"/>
           <w:szCs w:val="22"/>
         </w:rPr>
-        <w:t xml:space="preserve">2.  </w:t>
+        <w:t xml:space="preserve">________________</w:t>
       </w:r>
       <w:r>
         <w:rPr>
           <w:sz w:val="22"/>
           <w:szCs w:val="22"/>
         </w:rPr>
-        <w:t xml:space="preserve">One of the four regions of the coordinate plane, numbered I to IV, is a ___.</w:t>
-      </w:r>
-    </w:p>
-    <w:p>
-      <w:pPr>
-        <w:spacing w:after="120" w:before="80"/>
+        <w:t xml:space="preserve"> of a point's two coordinates decide which quadrant it lands in.</w:t>
+      </w:r>
+    </w:p>
+    <w:p>
+      <w:pPr>
+        <w:keepLines/>
+        <w:spacing w:after="260" w:before="200"/>
       </w:pPr>
       <w:r>
         <w:rPr>
@@ -1330,41 +1328,34 @@
           <w:sz w:val="22"/>
           <w:szCs w:val="22"/>
         </w:rPr>
-        <w:t xml:space="preserve">3.  </w:t>
+        <w:t xml:space="preserve">2.  </w:t>
       </w:r>
       <w:r>
         <w:rPr>
           <w:sz w:val="22"/>
           <w:szCs w:val="22"/>
         </w:rPr>
-        <w:t xml:space="preserve">A coordinate less than zero, which places a point left of or below the origin, is a ___.</w:t>
-      </w:r>
-    </w:p>
-    <w:p>
-      <w:pPr>
-        <w:spacing w:after="120" w:before="80"/>
-      </w:pPr>
-      <w:r>
-        <w:rPr>
-          <w:b/>
-          <w:bCs/>
-          <w:color w:val="12355B"/>
+        <w:t xml:space="preserve">One of the four regions of the coordinate plane, numbered I to IV, is a </w:t>
+      </w:r>
+      <w:r>
+        <w:rPr>
           <w:sz w:val="22"/>
           <w:szCs w:val="22"/>
         </w:rPr>
-        <w:t xml:space="preserve">4.  </w:t>
+        <w:t xml:space="preserve">________________</w:t>
       </w:r>
       <w:r>
         <w:rPr>
           <w:sz w:val="22"/>
           <w:szCs w:val="22"/>
         </w:rPr>
-        <w:t xml:space="preserve">A flip of a point over an axis is a ___.</w:t>
-      </w:r>
-    </w:p>
-    <w:p>
-      <w:pPr>
-        <w:spacing w:after="120" w:before="80"/>
+        <w:t xml:space="preserve">.</w:t>
+      </w:r>
+    </w:p>
+    <w:p>
+      <w:pPr>
+        <w:keepLines/>
+        <w:spacing w:after="260" w:before="200"/>
       </w:pPr>
       <w:r>
         <w:rPr>
@@ -1374,46 +1365,150 @@
           <w:sz w:val="22"/>
           <w:szCs w:val="22"/>
         </w:rPr>
-        <w:t xml:space="preserve">5.  </w:t>
+        <w:t xml:space="preserve">3.  </w:t>
       </w:r>
       <w:r>
         <w:rPr>
           <w:sz w:val="22"/>
           <w:szCs w:val="22"/>
         </w:rPr>
-        <w:t xml:space="preserve">One of the two number lines, the x-axis or y-axis, that form the grid is an ___.</w:t>
-      </w:r>
-    </w:p>
-    <w:p>
-      <w:pPr>
-        <w:spacing w:after="120" w:before="80"/>
-      </w:pPr>
-      <w:r>
-        <w:rPr>
-          <w:b/>
-          <w:bCs/>
-          <w:color w:val="12355B"/>
+        <w:t xml:space="preserve">A coordinate less than zero, which places a point left of or below the origin, is a </w:t>
+      </w:r>
+      <w:r>
+        <w:rPr>
           <w:sz w:val="22"/>
           <w:szCs w:val="22"/>
         </w:rPr>
-        <w:t xml:space="preserve">6.  </w:t>
+        <w:t xml:space="preserve">________________</w:t>
       </w:r>
       <w:r>
         <w:rPr>
           <w:sz w:val="22"/>
           <w:szCs w:val="22"/>
         </w:rPr>
-        <w:t xml:space="preserve">A whole number or its opposite is an ___.</w:t>
+        <w:t xml:space="preserve">.</w:t>
+      </w:r>
+    </w:p>
+    <w:p>
+      <w:pPr>
+        <w:keepLines/>
+        <w:spacing w:after="260" w:before="200"/>
+      </w:pPr>
+      <w:r>
+        <w:rPr>
+          <w:b/>
+          <w:bCs/>
+          <w:color w:val="12355B"/>
+          <w:sz w:val="22"/>
+          <w:szCs w:val="22"/>
+        </w:rPr>
+        <w:t xml:space="preserve">4.  </w:t>
+      </w:r>
+      <w:r>
+        <w:rPr>
+          <w:sz w:val="22"/>
+          <w:szCs w:val="22"/>
+        </w:rPr>
+        <w:t xml:space="preserve">A flip of a point over an axis is a </w:t>
+      </w:r>
+      <w:r>
+        <w:rPr>
+          <w:sz w:val="22"/>
+          <w:szCs w:val="22"/>
+        </w:rPr>
+        <w:t xml:space="preserve">________________</w:t>
+      </w:r>
+      <w:r>
+        <w:rPr>
+          <w:sz w:val="22"/>
+          <w:szCs w:val="22"/>
+        </w:rPr>
+        <w:t xml:space="preserve">.</w:t>
+      </w:r>
+    </w:p>
+    <w:p>
+      <w:pPr>
+        <w:keepLines/>
+        <w:spacing w:after="260" w:before="200"/>
+      </w:pPr>
+      <w:r>
+        <w:rPr>
+          <w:b/>
+          <w:bCs/>
+          <w:color w:val="12355B"/>
+          <w:sz w:val="22"/>
+          <w:szCs w:val="22"/>
+        </w:rPr>
+        <w:t xml:space="preserve">5.  </w:t>
+      </w:r>
+      <w:r>
+        <w:rPr>
+          <w:sz w:val="22"/>
+          <w:szCs w:val="22"/>
+        </w:rPr>
+        <w:t xml:space="preserve">One of the two number lines, the x-axis or y-axis, that form the grid is an </w:t>
+      </w:r>
+      <w:r>
+        <w:rPr>
+          <w:sz w:val="22"/>
+          <w:szCs w:val="22"/>
+        </w:rPr>
+        <w:t xml:space="preserve">________________</w:t>
+      </w:r>
+      <w:r>
+        <w:rPr>
+          <w:sz w:val="22"/>
+          <w:szCs w:val="22"/>
+        </w:rPr>
+        <w:t xml:space="preserve">.</w:t>
+      </w:r>
+    </w:p>
+    <w:p>
+      <w:pPr>
+        <w:keepLines/>
+        <w:spacing w:after="260" w:before="200"/>
+      </w:pPr>
+      <w:r>
+        <w:rPr>
+          <w:b/>
+          <w:bCs/>
+          <w:color w:val="12355B"/>
+          <w:sz w:val="22"/>
+          <w:szCs w:val="22"/>
+        </w:rPr>
+        <w:t xml:space="preserve">6.  </w:t>
+      </w:r>
+      <w:r>
+        <w:rPr>
+          <w:sz w:val="22"/>
+          <w:szCs w:val="22"/>
+        </w:rPr>
+        <w:t xml:space="preserve">A whole number or its opposite is an </w:t>
+      </w:r>
+      <w:r>
+        <w:rPr>
+          <w:sz w:val="22"/>
+          <w:szCs w:val="22"/>
+        </w:rPr>
+        <w:t xml:space="preserve">________________</w:t>
+      </w:r>
+      <w:r>
+        <w:rPr>
+          <w:sz w:val="22"/>
+          <w:szCs w:val="22"/>
+        </w:rPr>
+        <w:t xml:space="preserve">.</w:t>
       </w:r>
     </w:p>
     <w:p>
       <w:pPr>
         <w:pStyle w:val="Heading1"/>
-        <w:pageBreakBefore/>
+        <w:keepNext/>
+        <w:keepLines/>
         <w:pBdr>
           <w:bottom w:val="single" w:color="1FA6A2" w:sz="14" w:space="6"/>
         </w:pBdr>
-        <w:spacing w:after="140" w:before="0"/>
+        <w:spacing w:after="140" w:before="300"/>
       </w:pPr>
       <w:r>
         <w:rPr>
@@ -2694,11 +2789,12 @@
     <w:p>
       <w:pPr>
         <w:pStyle w:val="Heading1"/>
-        <w:pageBreakBefore/>
+        <w:keepNext/>
+        <w:keepLines/>
         <w:pBdr>
           <w:bottom w:val="single" w:color="1FA6A2" w:sz="14" w:space="6"/>
         </w:pBdr>
-        <w:spacing w:after="140" w:before="0"/>
+        <w:spacing w:after="140" w:before="300"/>
       </w:pPr>
       <w:r>
         <w:rPr>
@@ -3053,11 +3149,12 @@
     <w:p>
       <w:pPr>
         <w:pStyle w:val="Heading1"/>
-        <w:pageBreakBefore/>
+        <w:keepNext/>
+        <w:keepLines/>
         <w:pBdr>
           <w:bottom w:val="single" w:color="1FA6A2" w:sz="14" w:space="6"/>
         </w:pBdr>
-        <w:spacing w:after="140" w:before="0"/>
+        <w:spacing w:after="140" w:before="300"/>
       </w:pPr>
       <w:r>
         <w:rPr>
@@ -3859,11 +3956,12 @@
     <w:p>
       <w:pPr>
         <w:pStyle w:val="Heading1"/>
-        <w:pageBreakBefore/>
+        <w:keepNext/>
+        <w:keepLines/>
         <w:pBdr>
           <w:bottom w:val="single" w:color="1FA6A2" w:sz="14" w:space="6"/>
         </w:pBdr>
-        <w:spacing w:after="140" w:before="0"/>
+        <w:spacing w:after="140" w:before="300"/>
       </w:pPr>
       <w:r>
         <w:rPr>
@@ -4778,11 +4876,12 @@
     <w:p>
       <w:pPr>
         <w:pStyle w:val="Heading1"/>
-        <w:pageBreakBefore/>
+        <w:keepNext/>
+        <w:keepLines/>
         <w:pBdr>
           <w:bottom w:val="single" w:color="1FA6A2" w:sz="14" w:space="6"/>
         </w:pBdr>
-        <w:spacing w:after="140" w:before="0"/>
+        <w:spacing w:after="140" w:before="300"/>
       </w:pPr>
       <w:r>
         <w:rPr>
@@ -4895,6 +4994,8 @@
     <w:p>
       <w:pPr>
         <w:pStyle w:val="Heading1"/>
+        <w:keepNext/>
+        <w:keepLines/>
         <w:pageBreakBefore/>
         <w:pBdr>
           <w:bottom w:val="single" w:color="1FA6A2" w:sz="14" w:space="6"/>

--- a/lessons/7-8/downloads/7-8-notes-teacher.docx
+++ b/lessons/7-8/downloads/7-8-notes-teacher.docx
@@ -1521,47 +1521,6 @@
         <w:t xml:space="preserve">Write About the Math</w:t>
       </w:r>
     </w:p>
-    <w:p>
-      <w:pPr>
-        <w:spacing w:after="100"/>
-      </w:pPr>
-      <w:r>
-        <w:rPr>
-          <w:i/>
-          <w:iCs/>
-          <w:color w:val="5F6F80"/>
-          <w:sz w:val="19"/>
-          <w:szCs w:val="19"/>
-        </w:rPr>
-        <w:t xml:space="preserve">Use the support level you need. Every level answers the same math question.</w:t>
-      </w:r>
-    </w:p>
-    <w:p>
-      <w:pPr>
-        <w:pStyle w:val="Heading2"/>
-        <w:spacing w:after="80" w:before="180"/>
-      </w:pPr>
-      <w:r>
-        <w:rPr>
-          <w:b/>
-          <w:bCs/>
-          <w:color w:val="12355B"/>
-          <w:sz w:val="24"/>
-          <w:szCs w:val="24"/>
-        </w:rPr>
-        <w:t xml:space="preserve">1. Understand the Question</w:t>
-      </w:r>
-      <w:r>
-        <w:rPr>
-          <w:i/>
-          <w:iCs/>
-          <w:color w:val="B97A12"/>
-          <w:sz w:val="19"/>
-          <w:szCs w:val="19"/>
-        </w:rPr>
-        <w:t xml:space="preserve">   explain</w:t>
-      </w:r>
-    </w:p>
     <w:tbl>
       <w:tblPr>
         <w:tblW w:type="pct" w:w="100%"/>
@@ -1600,344 +1559,6 @@
               </w:rPr>
               <w:t xml:space="preserve">How do four-quadrant coordinates help a city map locations in every direction from the center?</w:t>
             </w:r>
-          </w:p>
-          <w:p>
-            <w:pPr>
-              <w:spacing w:after="0"/>
-            </w:pPr>
-            <w:r>
-              <w:rPr>
-                <w:b/>
-                <w:bCs/>
-                <w:color w:val="12355B"/>
-                <w:sz w:val="20"/>
-                <w:szCs w:val="20"/>
-              </w:rPr>
-              <w:t xml:space="preserve">Your job:  </w:t>
-            </w:r>
-            <w:r>
-              <w:rPr>
-                <w:sz w:val="20"/>
-                <w:szCs w:val="20"/>
-              </w:rPr>
-              <w:t xml:space="preserve">Answer the question. Use math evidence. Explain how the evidence proves your answer.</w:t>
-            </w:r>
-            <w:r>
-              <w:rPr>
-                <w:i/>
-                <w:iCs/>
-                <w:color w:val="5F6F80"/>
-                <w:sz w:val="18"/>
-                <w:szCs w:val="18"/>
-              </w:rPr>
-              <w:br/>
-              <w:t xml:space="preserve">Responde la pregunta. Usa evidencia matemática. Explica cómo la evidencia demuestra tu respuesta.</w:t>
-            </w:r>
-          </w:p>
-        </w:tc>
-      </w:tr>
-    </w:tbl>
-    <w:p>
-      <w:pPr>
-        <w:pStyle w:val="Heading2"/>
-        <w:spacing w:after="80" w:before="180"/>
-      </w:pPr>
-      <w:r>
-        <w:rPr>
-          <w:b/>
-          <w:bCs/>
-          <w:color w:val="12355B"/>
-          <w:sz w:val="24"/>
-          <w:szCs w:val="24"/>
-        </w:rPr>
-        <w:t xml:space="preserve">2. Plan Your Math Words</w:t>
-      </w:r>
-      <w:r>
-        <w:rPr>
-          <w:i/>
-          <w:iCs/>
-          <w:color w:val="1FA6A2"/>
-          <w:sz w:val="19"/>
-          <w:szCs w:val="19"/>
-        </w:rPr>
-        <w:t xml:space="preserve">   check at least two</w:t>
-      </w:r>
-    </w:p>
-    <w:p>
-      <w:pPr>
-        <w:spacing w:after="60"/>
-      </w:pPr>
-      <w:r>
-        <w:rPr>
-          <w:b/>
-          <w:bCs/>
-          <w:color w:val="1FA6A2"/>
-          <w:sz w:val="22"/>
-          <w:szCs w:val="22"/>
-        </w:rPr>
-        <w:t xml:space="preserve">☐  </w:t>
-      </w:r>
-      <w:r>
-        <w:rPr>
-          <w:b/>
-          <w:bCs/>
-          <w:color w:val="12355B"/>
-          <w:sz w:val="20"/>
-          <w:szCs w:val="20"/>
-        </w:rPr>
-        <w:t xml:space="preserve">Ordered Pairs in All Four Quadrants — </w:t>
-      </w:r>
-      <w:r>
-        <w:rPr>
-          <w:sz w:val="20"/>
-          <w:szCs w:val="20"/>
-        </w:rPr>
-        <w:t xml:space="preserve">Points written as (x, y) whose positive or negative coordinates place them in one of four quadrants.</w:t>
-      </w:r>
-      <w:r>
-        <w:rPr>
-          <w:i/>
-          <w:iCs/>
-          <w:color w:val="5F6F80"/>
-          <w:sz w:val="18"/>
-          <w:szCs w:val="18"/>
-        </w:rPr>
-        <w:br/>
-        <w:t xml:space="preserve">Pares ordenados en los cuatro cuadrantes — Puntos escritos como (x, y) cuyas coordenadas positivas o negativas los ubican en uno de cuatro cuadrantes.</w:t>
-      </w:r>
-    </w:p>
-    <w:p>
-      <w:pPr>
-        <w:spacing w:after="60"/>
-      </w:pPr>
-      <w:r>
-        <w:rPr>
-          <w:b/>
-          <w:bCs/>
-          <w:color w:val="1FA6A2"/>
-          <w:sz w:val="22"/>
-          <w:szCs w:val="22"/>
-        </w:rPr>
-        <w:t xml:space="preserve">☐  </w:t>
-      </w:r>
-      <w:r>
-        <w:rPr>
-          <w:b/>
-          <w:bCs/>
-          <w:color w:val="12355B"/>
-          <w:sz w:val="20"/>
-          <w:szCs w:val="20"/>
-        </w:rPr>
-        <w:t xml:space="preserve">Quadrant — </w:t>
-      </w:r>
-      <w:r>
-        <w:rPr>
-          <w:sz w:val="20"/>
-          <w:szCs w:val="20"/>
-        </w:rPr>
-        <w:t xml:space="preserve">One of the four parts of a coordinate grid, numbered I to IV.</w:t>
-      </w:r>
-      <w:r>
-        <w:rPr>
-          <w:i/>
-          <w:iCs/>
-          <w:color w:val="5F6F80"/>
-          <w:sz w:val="18"/>
-          <w:szCs w:val="18"/>
-        </w:rPr>
-        <w:br/>
-        <w:t xml:space="preserve">Cuadrante — Una de las cuatro partes de una cuadrícula de coordenadas, numeradas I a IV.</w:t>
-      </w:r>
-    </w:p>
-    <w:p>
-      <w:pPr>
-        <w:spacing w:after="60"/>
-      </w:pPr>
-      <w:r>
-        <w:rPr>
-          <w:b/>
-          <w:bCs/>
-          <w:color w:val="1FA6A2"/>
-          <w:sz w:val="22"/>
-          <w:szCs w:val="22"/>
-        </w:rPr>
-        <w:t xml:space="preserve">☐  </w:t>
-      </w:r>
-      <w:r>
-        <w:rPr>
-          <w:b/>
-          <w:bCs/>
-          <w:color w:val="12355B"/>
-          <w:sz w:val="20"/>
-          <w:szCs w:val="20"/>
-        </w:rPr>
-        <w:t xml:space="preserve">Negative coordinate — </w:t>
-      </w:r>
-      <w:r>
-        <w:rPr>
-          <w:sz w:val="20"/>
-          <w:szCs w:val="20"/>
-        </w:rPr>
-        <w:t xml:space="preserve">A coordinate less than zero. It means left or below the center point.</w:t>
-      </w:r>
-      <w:r>
-        <w:rPr>
-          <w:i/>
-          <w:iCs/>
-          <w:color w:val="5F6F80"/>
-          <w:sz w:val="18"/>
-          <w:szCs w:val="18"/>
-        </w:rPr>
-        <w:br/>
-        <w:t xml:space="preserve">Coordenada negativa — Una coordenada menor que cero. Significa a la izquierda o debajo del centro.</w:t>
-      </w:r>
-    </w:p>
-    <w:p>
-      <w:pPr>
-        <w:spacing w:after="60"/>
-      </w:pPr>
-      <w:r>
-        <w:rPr>
-          <w:b/>
-          <w:bCs/>
-          <w:color w:val="1FA6A2"/>
-          <w:sz w:val="22"/>
-          <w:szCs w:val="22"/>
-        </w:rPr>
-        <w:t xml:space="preserve">☐  </w:t>
-      </w:r>
-      <w:r>
-        <w:rPr>
-          <w:b/>
-          <w:bCs/>
-          <w:color w:val="12355B"/>
-          <w:sz w:val="20"/>
-          <w:szCs w:val="20"/>
-        </w:rPr>
-        <w:t xml:space="preserve">Reflection — </w:t>
-      </w:r>
-      <w:r>
-        <w:rPr>
-          <w:sz w:val="20"/>
-          <w:szCs w:val="20"/>
-        </w:rPr>
-        <w:t xml:space="preserve">A flipped, mirror image across a line.</w:t>
-      </w:r>
-      <w:r>
-        <w:rPr>
-          <w:i/>
-          <w:iCs/>
-          <w:color w:val="5F6F80"/>
-          <w:sz w:val="18"/>
-          <w:szCs w:val="18"/>
-        </w:rPr>
-        <w:br/>
-        <w:t xml:space="preserve">Reflexión — Una imagen reflejada al otro lado de una línea.</w:t>
-      </w:r>
-    </w:p>
-    <w:p>
-      <w:pPr>
-        <w:spacing w:after="60"/>
-      </w:pPr>
-      <w:r>
-        <w:rPr>
-          <w:b/>
-          <w:bCs/>
-          <w:color w:val="1FA6A2"/>
-          <w:sz w:val="22"/>
-          <w:szCs w:val="22"/>
-        </w:rPr>
-        <w:t xml:space="preserve">☐  </w:t>
-      </w:r>
-      <w:r>
-        <w:rPr>
-          <w:b/>
-          <w:bCs/>
-          <w:color w:val="12355B"/>
-          <w:sz w:val="20"/>
-          <w:szCs w:val="20"/>
-        </w:rPr>
-        <w:t xml:space="preserve">Axis — </w:t>
-      </w:r>
-      <w:r>
-        <w:rPr>
-          <w:sz w:val="20"/>
-          <w:szCs w:val="20"/>
-        </w:rPr>
-        <w:t xml:space="preserve">One of the two number lines that frame a graph: the x-axis runs across, the y-axis runs up and down.</w:t>
-      </w:r>
-      <w:r>
-        <w:rPr>
-          <w:i/>
-          <w:iCs/>
-          <w:color w:val="5F6F80"/>
-          <w:sz w:val="18"/>
-          <w:szCs w:val="18"/>
-        </w:rPr>
-        <w:br/>
-        <w:t xml:space="preserve">Eje — Una de las dos rectas numéricas que enmarcan una gráfica: el eje x va horizontal y el eje y va vertical.</w:t>
-      </w:r>
-    </w:p>
-    <w:tbl>
-      <w:tblPr>
-        <w:tblW w:type="pct" w:w="100%"/>
-        <w:tblBorders>
-          <w:top w:val="single" w:color="1FA6A2" w:sz="8"/>
-          <w:left w:val="single" w:color="1FA6A2" w:sz="8"/>
-          <w:bottom w:val="single" w:color="1FA6A2" w:sz="8"/>
-          <w:right w:val="single" w:color="1FA6A2" w:sz="8"/>
-          <w:insideH w:val="single" w:color="auto" w:sz="4"/>
-          <w:insideV w:val="single" w:color="auto" w:sz="4"/>
-        </w:tblBorders>
-      </w:tblPr>
-      <w:tblGrid>
-        <w:gridCol w:w="100"/>
-      </w:tblGrid>
-      <w:tr>
-        <w:tc>
-          <w:tcPr>
-            <w:shd w:fill="F7FFFD" w:color="auto" w:val="clear"/>
-            <w:tcMar>
-              <w:top w:type="dxa" w:w="120"/>
-              <w:left w:type="dxa" w:w="180"/>
-              <w:bottom w:type="dxa" w:w="120"/>
-              <w:right w:type="dxa" w:w="180"/>
-            </w:tcMar>
-          </w:tcPr>
-          <w:p>
-            <w:pPr>
-              <w:spacing w:after="50"/>
-            </w:pPr>
-            <w:r>
-              <w:rPr>
-                <w:b/>
-                <w:bCs/>
-                <w:color w:val="1FA6A2"/>
-                <w:sz w:val="20"/>
-                <w:szCs w:val="20"/>
-              </w:rPr>
-              <w:t xml:space="preserve">Say it first:  </w:t>
-            </w:r>
-            <w:r>
-              <w:rPr>
-                <w:sz w:val="20"/>
-                <w:szCs w:val="20"/>
-              </w:rPr>
-              <w:t xml:space="preserve">Say your idea to a partner or quietly to yourself before you write.</w:t>
-            </w:r>
-          </w:p>
-          <w:p>
-            <w:pPr>
-              <w:spacing w:after="60"/>
-            </w:pPr>
-            <w:r>
-              <w:rPr>
-                <w:color w:val="1A2733"/>
-                <w:sz w:val="21"/>
-                <w:szCs w:val="21"/>
-              </w:rPr>
-              <w:t xml:space="preserve">The library is in Quadrant ___ because its x is ___ and its y is ___. The park is in Quadrant ___ because ___. Four-quadrant coordinates help because ___.</w:t>
-            </w:r>
             <w:r>
               <w:rPr>
                 <w:i/>
@@ -1947,7 +1568,7 @@
                 <w:szCs w:val="19"/>
               </w:rPr>
               <w:br/>
-              <w:t xml:space="preserve">Di tu respuesta primero: Mi respuesta es ___ porque ___.</w:t>
+              <w:t xml:space="preserve">¿Cómo ayudan las coordenadas de cuatro cuadrantes a una ciudad a ubicar lugares en todas las direcciones desde el centro?</w:t>
             </w:r>
           </w:p>
         </w:tc>
@@ -1955,28 +1576,192 @@
     </w:tbl>
     <w:p>
       <w:pPr>
-        <w:pStyle w:val="Heading2"/>
-        <w:spacing w:after="80" w:before="180"/>
-      </w:pPr>
-      <w:r>
-        <w:rPr>
-          <w:b/>
-          <w:bCs/>
-          <w:color w:val="12355B"/>
-          <w:sz w:val="24"/>
-          <w:szCs w:val="24"/>
-        </w:rPr>
-        <w:t xml:space="preserve">3. Build Your Explanation</w:t>
-      </w:r>
+        <w:spacing w:after="100"/>
+      </w:pPr>
       <w:r>
         <w:rPr>
           <w:i/>
           <w:iCs/>
-          <w:color w:val="B97A12"/>
+          <w:color w:val="5F6F80"/>
           <w:sz w:val="19"/>
           <w:szCs w:val="19"/>
         </w:rPr>
-        <w:t xml:space="preserve">   choose your support</w:t>
+        <w:t xml:space="preserve">Say your answer to a partner first. Then write it, using at least two of these words:</w:t>
+      </w:r>
+    </w:p>
+    <w:p>
+      <w:pPr>
+        <w:spacing w:after="40"/>
+      </w:pPr>
+      <w:r>
+        <w:rPr>
+          <w:b/>
+          <w:bCs/>
+          <w:color w:val="1FA6A2"/>
+          <w:sz w:val="22"/>
+          <w:szCs w:val="22"/>
+        </w:rPr>
+        <w:t xml:space="preserve">☐  </w:t>
+      </w:r>
+      <w:r>
+        <w:rPr>
+          <w:b/>
+          <w:bCs/>
+          <w:color w:val="12355B"/>
+          <w:sz w:val="20"/>
+          <w:szCs w:val="20"/>
+        </w:rPr>
+        <w:t xml:space="preserve">Quadrant</w:t>
+      </w:r>
+      <w:r>
+        <w:rPr>
+          <w:i/>
+          <w:iCs/>
+          <w:color w:val="5F6F80"/>
+          <w:sz w:val="18"/>
+          <w:szCs w:val="18"/>
+        </w:rPr>
+        <w:t xml:space="preserve">  ·  Cuadrante</w:t>
+      </w:r>
+    </w:p>
+    <w:p>
+      <w:pPr>
+        <w:spacing w:after="40"/>
+      </w:pPr>
+      <w:r>
+        <w:rPr>
+          <w:b/>
+          <w:bCs/>
+          <w:color w:val="1FA6A2"/>
+          <w:sz w:val="22"/>
+          <w:szCs w:val="22"/>
+        </w:rPr>
+        <w:t xml:space="preserve">☐  </w:t>
+      </w:r>
+      <w:r>
+        <w:rPr>
+          <w:b/>
+          <w:bCs/>
+          <w:color w:val="12355B"/>
+          <w:sz w:val="20"/>
+          <w:szCs w:val="20"/>
+        </w:rPr>
+        <w:t xml:space="preserve">Negative coordinate</w:t>
+      </w:r>
+      <w:r>
+        <w:rPr>
+          <w:i/>
+          <w:iCs/>
+          <w:color w:val="5F6F80"/>
+          <w:sz w:val="18"/>
+          <w:szCs w:val="18"/>
+        </w:rPr>
+        <w:t xml:space="preserve">  ·  Coordenada negativa</w:t>
+      </w:r>
+    </w:p>
+    <w:p>
+      <w:pPr>
+        <w:spacing w:after="40"/>
+      </w:pPr>
+      <w:r>
+        <w:rPr>
+          <w:b/>
+          <w:bCs/>
+          <w:color w:val="1FA6A2"/>
+          <w:sz w:val="22"/>
+          <w:szCs w:val="22"/>
+        </w:rPr>
+        <w:t xml:space="preserve">☐  </w:t>
+      </w:r>
+      <w:r>
+        <w:rPr>
+          <w:b/>
+          <w:bCs/>
+          <w:color w:val="12355B"/>
+          <w:sz w:val="20"/>
+          <w:szCs w:val="20"/>
+        </w:rPr>
+        <w:t xml:space="preserve">Reflection</w:t>
+      </w:r>
+      <w:r>
+        <w:rPr>
+          <w:i/>
+          <w:iCs/>
+          <w:color w:val="5F6F80"/>
+          <w:sz w:val="18"/>
+          <w:szCs w:val="18"/>
+        </w:rPr>
+        <w:t xml:space="preserve">  ·  Reflexión</w:t>
+      </w:r>
+    </w:p>
+    <w:p>
+      <w:pPr>
+        <w:spacing w:after="40"/>
+      </w:pPr>
+      <w:r>
+        <w:rPr>
+          <w:b/>
+          <w:bCs/>
+          <w:color w:val="1FA6A2"/>
+          <w:sz w:val="22"/>
+          <w:szCs w:val="22"/>
+        </w:rPr>
+        <w:t xml:space="preserve">☐  </w:t>
+      </w:r>
+      <w:r>
+        <w:rPr>
+          <w:b/>
+          <w:bCs/>
+          <w:color w:val="12355B"/>
+          <w:sz w:val="20"/>
+          <w:szCs w:val="20"/>
+        </w:rPr>
+        <w:t xml:space="preserve">Axis</w:t>
+      </w:r>
+      <w:r>
+        <w:rPr>
+          <w:i/>
+          <w:iCs/>
+          <w:color w:val="5F6F80"/>
+          <w:sz w:val="18"/>
+          <w:szCs w:val="18"/>
+        </w:rPr>
+        <w:t xml:space="preserve">  ·  Eje</w:t>
+      </w:r>
+    </w:p>
+    <w:p>
+      <w:pPr>
+        <w:spacing w:after="40"/>
+      </w:pPr>
+      <w:r>
+        <w:rPr>
+          <w:b/>
+          <w:bCs/>
+          <w:color w:val="1FA6A2"/>
+          <w:sz w:val="22"/>
+          <w:szCs w:val="22"/>
+        </w:rPr>
+        <w:t xml:space="preserve">☐  </w:t>
+      </w:r>
+      <w:r>
+        <w:rPr>
+          <w:b/>
+          <w:bCs/>
+          <w:color w:val="12355B"/>
+          <w:sz w:val="20"/>
+          <w:szCs w:val="20"/>
+        </w:rPr>
+        <w:t xml:space="preserve">Integer</w:t>
+      </w:r>
+      <w:r>
+        <w:rPr>
+          <w:i/>
+          <w:iCs/>
+          <w:color w:val="5F6F80"/>
+          <w:sz w:val="18"/>
+          <w:szCs w:val="18"/>
+        </w:rPr>
+        <w:t xml:space="preserve">  ·  Número entero</w:t>
       </w:r>
     </w:p>
     <w:tbl>
@@ -2007,21 +1792,6 @@
           </w:tcPr>
           <w:p>
             <w:pPr>
-              <w:spacing w:after="50"/>
-            </w:pPr>
-            <w:r>
-              <w:rPr>
-                <w:i/>
-                <w:iCs/>
-                <w:color w:val="5F6F80"/>
-                <w:sz w:val="19"/>
-                <w:szCs w:val="19"/>
-              </w:rPr>
-              <w:t xml:space="preserve">This model shows the parts of an explanation. It does not answer your writing question.</w:t>
-            </w:r>
-          </w:p>
-          <w:p>
-            <w:pPr>
               <w:spacing w:after="80"/>
             </w:pPr>
             <w:r>
@@ -2032,58 +1802,14 @@
                 <w:sz w:val="19"/>
                 <w:szCs w:val="19"/>
               </w:rPr>
-              <w:t xml:space="preserve">Claim:  </w:t>
+              <w:t xml:space="preserve">Model:  </w:t>
             </w:r>
             <w:r>
               <w:rPr>
                 <w:sz w:val="19"/>
                 <w:szCs w:val="19"/>
               </w:rPr>
-              <w:t xml:space="preserve">The signs of the coordinates tell me the quadrant because ___.</w:t>
-            </w:r>
-          </w:p>
-          <w:p>
-            <w:pPr>
-              <w:spacing w:after="80"/>
-            </w:pPr>
-            <w:r>
-              <w:rPr>
-                <w:b/>
-                <w:bCs/>
-                <w:color w:val="12355B"/>
-                <w:sz w:val="19"/>
-                <w:szCs w:val="19"/>
-              </w:rPr>
-              <w:t xml:space="preserve">Evidence:  </w:t>
-            </w:r>
-            <w:r>
-              <w:rPr>
-                <w:sz w:val="19"/>
-                <w:szCs w:val="19"/>
-              </w:rPr>
-              <w:t xml:space="preserve">Student matches sign combinations to quadrants (e.g., (+,+) is I, (-,+) is II).</w:t>
-            </w:r>
-          </w:p>
-          <w:p>
-            <w:pPr>
-              <w:spacing w:after="80"/>
-            </w:pPr>
-            <w:r>
-              <w:rPr>
-                <w:b/>
-                <w:bCs/>
-                <w:color w:val="12355B"/>
-                <w:sz w:val="19"/>
-                <w:szCs w:val="19"/>
-              </w:rPr>
-              <w:t xml:space="preserve">Reasoning:  </w:t>
-            </w:r>
-            <w:r>
-              <w:rPr>
-                <w:sz w:val="19"/>
-                <w:szCs w:val="19"/>
-              </w:rPr>
-              <w:t xml:space="preserve">This evidence connects the definition of ordered pairs in all four quadrants to the mathematical claim.</w:t>
+              <w:t xml:space="preserve">The signs of the coordinates tell me the quadrant because ___. — Student matches sign combinations to quadrants (e.g., (+,+) is I, (-,+) is II).</w:t>
             </w:r>
           </w:p>
         </w:tc>
@@ -2162,7 +1888,7 @@
           <w:sz w:val="21"/>
           <w:szCs w:val="21"/>
         </w:rPr>
-        <w:t xml:space="preserve">My answer is ___.</w:t>
+        <w:t xml:space="preserve">My answer is ___ because ___.</w:t>
       </w:r>
       <w:r>
         <w:rPr>
@@ -2173,7 +1899,7 @@
           <w:szCs w:val="19"/>
         </w:rPr>
         <w:br/>
-        <w:t xml:space="preserve">Mi respuesta es ___.</w:t>
+        <w:t xml:space="preserve">Mi respuesta es ___ porque ___.</w:t>
       </w:r>
     </w:p>
     <w:tbl>
@@ -2313,7 +2039,7 @@
           <w:sz w:val="21"/>
           <w:szCs w:val="21"/>
         </w:rPr>
-        <w:t xml:space="preserve">I know because ___.</w:t>
+        <w:t xml:space="preserve">My evidence is ___, so ___.</w:t>
       </w:r>
       <w:r>
         <w:rPr>
@@ -2324,31 +2050,7 @@
           <w:szCs w:val="19"/>
         </w:rPr>
         <w:br/>
-        <w:t xml:space="preserve">Lo sé porque ___.</w:t>
-      </w:r>
-    </w:p>
-    <w:p>
-      <w:pPr>
-        <w:spacing w:after="60"/>
-      </w:pPr>
-      <w:r>
-        <w:rPr>
-          <w:color w:val="1A2733"/>
-          <w:sz w:val="21"/>
-          <w:szCs w:val="21"/>
-        </w:rPr>
-        <w:t xml:space="preserve">So ___.</w:t>
-      </w:r>
-      <w:r>
-        <w:rPr>
-          <w:i/>
-          <w:iCs/>
-          <w:color w:val="5F6F80"/>
-          <w:sz w:val="19"/>
-          <w:szCs w:val="19"/>
-        </w:rPr>
-        <w:br/>
-        <w:t xml:space="preserve">Entonces ___.</w:t>
+        <w:t xml:space="preserve">Mi evidencia es ___, entonces ___.</w:t>
       </w:r>
     </w:p>
     <w:tbl>
@@ -2454,78 +2156,6 @@
         <w:t xml:space="preserve">Escribe una afirmación, da evidencia matemática y explica tu razonamiento.</w:t>
       </w:r>
     </w:p>
-    <w:p>
-      <w:pPr>
-        <w:spacing w:after="60"/>
-      </w:pPr>
-      <w:r>
-        <w:rPr>
-          <w:color w:val="1A2733"/>
-          <w:sz w:val="21"/>
-          <w:szCs w:val="21"/>
-        </w:rPr>
-        <w:t xml:space="preserve">My claim is ___.</w:t>
-      </w:r>
-      <w:r>
-        <w:rPr>
-          <w:i/>
-          <w:iCs/>
-          <w:color w:val="5F6F80"/>
-          <w:sz w:val="19"/>
-          <w:szCs w:val="19"/>
-        </w:rPr>
-        <w:br/>
-        <w:t xml:space="preserve">Mi afirmación es ___.</w:t>
-      </w:r>
-    </w:p>
-    <w:p>
-      <w:pPr>
-        <w:spacing w:after="60"/>
-      </w:pPr>
-      <w:r>
-        <w:rPr>
-          <w:color w:val="1A2733"/>
-          <w:sz w:val="21"/>
-          <w:szCs w:val="21"/>
-        </w:rPr>
-        <w:t xml:space="preserve">My math evidence is ___.</w:t>
-      </w:r>
-      <w:r>
-        <w:rPr>
-          <w:i/>
-          <w:iCs/>
-          <w:color w:val="5F6F80"/>
-          <w:sz w:val="19"/>
-          <w:szCs w:val="19"/>
-        </w:rPr>
-        <w:br/>
-        <w:t xml:space="preserve">Mi evidencia matemática es ___.</w:t>
-      </w:r>
-    </w:p>
-    <w:p>
-      <w:pPr>
-        <w:spacing w:after="60"/>
-      </w:pPr>
-      <w:r>
-        <w:rPr>
-          <w:color w:val="1A2733"/>
-          <w:sz w:val="21"/>
-          <w:szCs w:val="21"/>
-        </w:rPr>
-        <w:t xml:space="preserve">This proves ___ because ___.</w:t>
-      </w:r>
-      <w:r>
-        <w:rPr>
-          <w:i/>
-          <w:iCs/>
-          <w:color w:val="5F6F80"/>
-          <w:sz w:val="19"/>
-          <w:szCs w:val="19"/>
-        </w:rPr>
-        <w:br/>
-        <w:t xml:space="preserve">Esto demuestra ___ porque ___.</w:t>
-      </w:r>
-    </w:p>
     <w:tbl>
       <w:tblPr>
         <w:tblW w:type="pct" w:w="100%"/>
@@ -2608,7 +2238,7 @@
           <w:sz w:val="24"/>
           <w:szCs w:val="24"/>
         </w:rPr>
-        <w:t xml:space="preserve">4. Check Your Explanation</w:t>
+        <w:t xml:space="preserve">Check Your Explanation</w:t>
       </w:r>
       <w:r>
         <w:rPr>
@@ -2618,7 +2248,7 @@
           <w:sz w:val="19"/>
           <w:szCs w:val="19"/>
         </w:rPr>
-        <w:t xml:space="preserve">   five quick checks</w:t>
+        <w:t xml:space="preserve">   three quick checks</w:t>
       </w:r>
     </w:p>
     <w:p>
@@ -2642,17 +2272,6 @@
         </w:rPr>
         <w:t xml:space="preserve">I answered the question.</w:t>
       </w:r>
-      <w:r>
-        <w:rPr>
-          <w:i/>
-          <w:iCs/>
-          <w:color w:val="5F6F80"/>
-          <w:sz w:val="18"/>
-          <w:szCs w:val="18"/>
-        </w:rPr>
-        <w:br/>
-        <w:t xml:space="preserve">Respondí la pregunta.</w:t>
-      </w:r>
     </w:p>
     <w:p>
       <w:pPr>
@@ -2673,18 +2292,7 @@
           <w:sz w:val="20"/>
           <w:szCs w:val="20"/>
         </w:rPr>
-        <w:t xml:space="preserve">I used math evidence: numbers, an equation, a model, or a comparison.</w:t>
-      </w:r>
-      <w:r>
-        <w:rPr>
-          <w:i/>
-          <w:iCs/>
-          <w:color w:val="5F6F80"/>
-          <w:sz w:val="18"/>
-          <w:szCs w:val="18"/>
-        </w:rPr>
-        <w:br/>
-        <w:t xml:space="preserve">Usé evidencia matemática: números, una ecuación, un modelo o una comparación.</w:t>
+        <w:t xml:space="preserve">I used math evidence: numbers, an equation, or a model.</w:t>
       </w:r>
     </w:p>
     <w:p>
@@ -2706,84 +2314,7 @@
           <w:sz w:val="20"/>
           <w:szCs w:val="20"/>
         </w:rPr>
-        <w:t xml:space="preserve">I explained how the evidence proves my answer.</w:t>
-      </w:r>
-      <w:r>
-        <w:rPr>
-          <w:i/>
-          <w:iCs/>
-          <w:color w:val="5F6F80"/>
-          <w:sz w:val="18"/>
-          <w:szCs w:val="18"/>
-        </w:rPr>
-        <w:br/>
-        <w:t xml:space="preserve">Expliqué cómo la evidencia demuestra mi respuesta.</w:t>
-      </w:r>
-    </w:p>
-    <w:p>
-      <w:pPr>
-        <w:spacing w:after="80"/>
-      </w:pPr>
-      <w:r>
-        <w:rPr>
-          <w:b/>
-          <w:bCs/>
-          <w:color w:val="1FA6A2"/>
-          <w:sz w:val="22"/>
-          <w:szCs w:val="22"/>
-        </w:rPr>
-        <w:t xml:space="preserve">☐  </w:t>
-      </w:r>
-      <w:r>
-        <w:rPr>
-          <w:sz w:val="20"/>
-          <w:szCs w:val="20"/>
-        </w:rPr>
         <w:t xml:space="preserve">I used at least two math words.</w:t>
-      </w:r>
-      <w:r>
-        <w:rPr>
-          <w:i/>
-          <w:iCs/>
-          <w:color w:val="5F6F80"/>
-          <w:sz w:val="18"/>
-          <w:szCs w:val="18"/>
-        </w:rPr>
-        <w:br/>
-        <w:t xml:space="preserve">Usé por lo menos dos palabras matemáticas.</w:t>
-      </w:r>
-    </w:p>
-    <w:p>
-      <w:pPr>
-        <w:spacing w:after="80"/>
-      </w:pPr>
-      <w:r>
-        <w:rPr>
-          <w:b/>
-          <w:bCs/>
-          <w:color w:val="1FA6A2"/>
-          <w:sz w:val="22"/>
-          <w:szCs w:val="22"/>
-        </w:rPr>
-        <w:t xml:space="preserve">☐  </w:t>
-      </w:r>
-      <w:r>
-        <w:rPr>
-          <w:sz w:val="20"/>
-          <w:szCs w:val="20"/>
-        </w:rPr>
-        <w:t xml:space="preserve">I reread complete sentences and punctuation.</w:t>
-      </w:r>
-      <w:r>
-        <w:rPr>
-          <w:i/>
-          <w:iCs/>
-          <w:color w:val="5F6F80"/>
-          <w:sz w:val="18"/>
-          <w:szCs w:val="18"/>
-        </w:rPr>
-        <w:br/>
-        <w:t xml:space="preserve">Volví a leer mis oraciones completas y la puntuación.</w:t>
       </w:r>
     </w:p>
     <w:p>
@@ -5581,7 +5112,7 @@
           <w:sz w:val="20"/>
           <w:szCs w:val="20"/>
         </w:rPr>
-        <w:t xml:space="preserve">☐  I answered the question.</w:t>
+        <w:t xml:space="preserve">☐  The answer to the math question is correct.</w:t>
       </w:r>
     </w:p>
     <w:p>
@@ -5593,7 +5124,7 @@
           <w:sz w:val="20"/>
           <w:szCs w:val="20"/>
         </w:rPr>
-        <w:t xml:space="preserve">☐  I used math evidence: numbers, an equation, a model, or a comparison.</w:t>
+        <w:t xml:space="preserve">☐  The evidence is real lesson mathematics (numbers, equation, or model), not restated claim.</w:t>
       </w:r>
     </w:p>
     <w:p>
@@ -5605,31 +5136,7 @@
           <w:sz w:val="20"/>
           <w:szCs w:val="20"/>
         </w:rPr>
-        <w:t xml:space="preserve">☐  I explained how the evidence proves my answer.</w:t>
-      </w:r>
-    </w:p>
-    <w:p>
-      <w:pPr>
-        <w:spacing w:after="80"/>
-      </w:pPr>
-      <w:r>
-        <w:rPr>
-          <w:sz w:val="20"/>
-          <w:szCs w:val="20"/>
-        </w:rPr>
-        <w:t xml:space="preserve">☐  I used at least two math words.</w:t>
-      </w:r>
-    </w:p>
-    <w:p>
-      <w:pPr>
-        <w:spacing w:after="80"/>
-      </w:pPr>
-      <w:r>
-        <w:rPr>
-          <w:sz w:val="20"/>
-          <w:szCs w:val="20"/>
-        </w:rPr>
-        <w:t xml:space="preserve">☐  I reread complete sentences and punctuation.</w:t>
+        <w:t xml:space="preserve">☐  The support level changed the language scaffolding, never the mathematical expectation.</w:t>
       </w:r>
     </w:p>
     <w:sectPr>
